--- a/mern assingments/FSD404_Hands_on_Exercise_1_Final_Submission.docx
+++ b/mern assingments/FSD404_Hands_on_Exercise_1_Final_Submission.docx
@@ -57,10 +57,7 @@
         <w:pStyle w:val="Heading1"/>
       </w:pPr>
       <w:r>
-        <w:t>Question 1:</w:t>
-      </w:r>
-      <w:r>
-        <w:t xml:space="preserve"> Personal Profile Web Page</w:t>
+        <w:t>Question 1: Personal Profile Web Page</w:t>
       </w:r>
     </w:p>
     <w:p>
@@ -116,14 +113,7 @@
           <w:sz w:val="17"/>
         </w:rPr>
         <w:br/>
-        <w:t xml:space="preserve">  &lt;meta c</w:t>
-      </w:r>
-      <w:r>
-        <w:rPr>
-          <w:rFonts w:ascii="Consolas" w:eastAsia="Consolas" w:hAnsi="Consolas"/>
-          <w:sz w:val="17"/>
-        </w:rPr>
-        <w:t>harset="UTF-8"&gt;</w:t>
+        <w:t xml:space="preserve">  &lt;meta charset="UTF-8"&gt;</w:t>
       </w:r>
       <w:r>
         <w:rPr>
@@ -179,14 +169,7 @@
           <w:sz w:val="17"/>
         </w:rPr>
         <w:br/>
-        <w:t xml:space="preserve">    &lt;header class="profile-he</w:t>
-      </w:r>
-      <w:r>
-        <w:rPr>
-          <w:rFonts w:ascii="Consolas" w:eastAsia="Consolas" w:hAnsi="Consolas"/>
-          <w:sz w:val="17"/>
-        </w:rPr>
-        <w:t>ader"&gt;</w:t>
+        <w:t xml:space="preserve">    &lt;header class="profile-header"&gt;</w:t>
       </w:r>
       <w:r>
         <w:rPr>
@@ -241,14 +224,7 @@
           <w:sz w:val="17"/>
         </w:rPr>
         <w:br/>
-        <w:t xml:space="preserve">      &lt;p&gt;I am a Full Stack Developer interested in building modern, responsive and user-friendly w</w:t>
-      </w:r>
-      <w:r>
-        <w:rPr>
-          <w:rFonts w:ascii="Consolas" w:eastAsia="Consolas" w:hAnsi="Consolas"/>
-          <w:sz w:val="17"/>
-        </w:rPr>
-        <w:t>eb applications. I enjoy solving development problems and continuously improving my programming skills.&lt;/p&gt;</w:t>
+        <w:t xml:space="preserve">      &lt;p&gt;I am a Full Stack Developer interested in building modern, responsive and user-friendly web applications. I enjoy solving development problems and continuously improving my programming skills.&lt;/p&gt;</w:t>
       </w:r>
       <w:r>
         <w:rPr>
@@ -279,14 +255,7 @@
           <w:sz w:val="17"/>
         </w:rPr>
         <w:br/>
-        <w:t xml:space="preserve">    &lt;section</w:t>
-      </w:r>
-      <w:r>
-        <w:rPr>
-          <w:rFonts w:ascii="Consolas" w:eastAsia="Consolas" w:hAnsi="Consolas"/>
-          <w:sz w:val="17"/>
-        </w:rPr>
-        <w:t>&gt;</w:t>
+        <w:t xml:space="preserve">    &lt;section&gt;</w:t>
       </w:r>
       <w:r>
         <w:rPr>
@@ -381,14 +350,7 @@
           <w:sz w:val="17"/>
         </w:rPr>
         <w:br/>
-        <w:t xml:space="preserve">    </w:t>
-      </w:r>
-      <w:r>
-        <w:rPr>
-          <w:rFonts w:ascii="Consolas" w:eastAsia="Consolas" w:hAnsi="Consolas"/>
-          <w:sz w:val="17"/>
-        </w:rPr>
-        <w:t>&lt;section&gt;</w:t>
+        <w:t xml:space="preserve">    &lt;section&gt;</w:t>
       </w:r>
       <w:r>
         <w:rPr>
@@ -412,14 +374,7 @@
           <w:sz w:val="17"/>
         </w:rPr>
         <w:br/>
-        <w:t xml:space="preserve">      &lt;p&gt;GitHub: &lt;a href="https://github.com/GhazanfarAliTech" target="_blank" rel="noopener"&gt;github.com/GhazanfarAliTech&lt;/a&gt;&lt;/p</w:t>
-      </w:r>
-      <w:r>
-        <w:rPr>
-          <w:rFonts w:ascii="Consolas" w:eastAsia="Consolas" w:hAnsi="Consolas"/>
-          <w:sz w:val="17"/>
-        </w:rPr>
-        <w:t>&gt;</w:t>
+        <w:t xml:space="preserve">      &lt;p&gt;GitHub: &lt;a href="https://github.com/GhazanfarAliTech" target="_blank" rel="noopener"&gt;github.com/GhazanfarAliTech&lt;/a&gt;&lt;/p&gt;</w:t>
       </w:r>
       <w:r>
         <w:rPr>
@@ -598,10 +553,7 @@
         </w:rPr>
       </w:pPr>
       <w:r>
-        <w:t xml:space="preserve">The following CSS adds colors, spacing, borders, font styling, a </w:t>
-      </w:r>
-      <w:r>
-        <w:t>centered card layout and a mobile media query. Save it as style.css in the same folder.</w:t>
+        <w:t>The following CSS adds colors, spacing, borders, font styling, a centered card layout and a mobile media query. Save it as style.css in the same folder.</w:t>
       </w:r>
     </w:p>
     <w:p>
@@ -702,14 +654,7 @@
           <w:sz w:val="17"/>
         </w:rPr>
         <w:br/>
-        <w:t xml:space="preserve">  padd</w:t>
-      </w:r>
-      <w:r>
-        <w:rPr>
-          <w:rFonts w:ascii="Consolas" w:eastAsia="Consolas" w:hAnsi="Consolas"/>
-          <w:sz w:val="17"/>
-        </w:rPr>
-        <w:t>ing: 30px 15px;</w:t>
+        <w:t xml:space="preserve">  padding: 30px 15px;</w:t>
       </w:r>
       <w:r>
         <w:rPr>
@@ -819,14 +764,7 @@
           <w:sz w:val="17"/>
         </w:rPr>
         <w:br/>
-        <w:t xml:space="preserve">  text-align: cen</w:t>
-      </w:r>
-      <w:r>
-        <w:rPr>
-          <w:rFonts w:ascii="Consolas" w:eastAsia="Consolas" w:hAnsi="Consolas"/>
-          <w:sz w:val="17"/>
-        </w:rPr>
-        <w:t>ter;</w:t>
+        <w:t xml:space="preserve">  text-align: center;</w:t>
       </w:r>
       <w:r>
         <w:rPr>
@@ -904,14 +842,7 @@
           <w:sz w:val="17"/>
         </w:rPr>
         <w:br/>
-        <w:t>h2 { font-size: 1.35rem; margin-bottom:</w:t>
-      </w:r>
-      <w:r>
-        <w:rPr>
-          <w:rFonts w:ascii="Consolas" w:eastAsia="Consolas" w:hAnsi="Consolas"/>
-          <w:sz w:val="17"/>
-        </w:rPr>
-        <w:t xml:space="preserve"> 10px; }</w:t>
+        <w:t>h2 { font-size: 1.35rem; margin-bottom: 10px; }</w:t>
       </w:r>
       <w:r>
         <w:rPr>
@@ -982,14 +913,7 @@
           <w:sz w:val="17"/>
         </w:rPr>
         <w:br/>
-        <w:t xml:space="preserve">  h1 </w:t>
-      </w:r>
-      <w:r>
-        <w:rPr>
-          <w:rFonts w:ascii="Consolas" w:eastAsia="Consolas" w:hAnsi="Consolas"/>
-          <w:sz w:val="17"/>
-        </w:rPr>
-        <w:t>{ font-size: 1.8rem; }</w:t>
+        <w:t xml:space="preserve">  h1 { font-size: 1.8rem; }</w:t>
       </w:r>
       <w:r>
         <w:rPr>
@@ -1176,10 +1100,7 @@
         <w:pStyle w:val="Heading2"/>
       </w:pPr>
       <w:r>
-        <w:t>Par</w:t>
-      </w:r>
-      <w:r>
-        <w:t>t 2: Add, commit, connect and upload (3 Marks)</w:t>
+        <w:t>Part 2: Add, commit, connect and upload (3 Marks)</w:t>
       </w:r>
     </w:p>
     <w:p>
@@ -1227,14 +1148,7 @@
           <w:sz w:val="17"/>
         </w:rPr>
         <w:br/>
-        <w:t>git remote add origin https://github.com/Ghazan</w:t>
-      </w:r>
-      <w:r>
-        <w:rPr>
-          <w:rFonts w:ascii="Consolas" w:eastAsia="Consolas" w:hAnsi="Consolas"/>
-          <w:sz w:val="17"/>
-        </w:rPr>
-        <w:t>farAliTech/digi_skills.git</w:t>
+        <w:t>git remote add origin https://github.com/GhazanfarAliTech/digi_skills.git</w:t>
       </w:r>
       <w:r>
         <w:rPr>
@@ -1262,14 +1176,11 @@
         </w:rPr>
       </w:pPr>
       <w:r>
-        <w:rPr>
-          <w:noProof/>
-        </w:rPr>
         <w:lastRenderedPageBreak/>
         <w:drawing>
-          <wp:inline distT="0" distB="0" distL="0" distR="0">
-            <wp:extent cx="6217920" cy="2960914"/>
-            <wp:effectExtent l="0" t="0" r="0" b="0"/>
+          <wp:inline distT="0" distB="0" distL="0" distR="0" wp14:anchorId="4B7B4EF3" wp14:editId="6A1A16AE">
+            <wp:extent cx="6492240" cy="3286125"/>
+            <wp:effectExtent l="0" t="0" r="3810" b="9525"/>
             <wp:docPr id="5" name="Picture 5"/>
             <wp:cNvGraphicFramePr>
               <a:graphicFrameLocks xmlns:a="http://schemas.openxmlformats.org/drawingml/2006/main" noChangeAspect="1"/>
@@ -1278,7 +1189,7 @@
               <a:graphicData uri="http://schemas.openxmlformats.org/drawingml/2006/picture">
                 <pic:pic xmlns:pic="http://schemas.openxmlformats.org/drawingml/2006/picture">
                   <pic:nvPicPr>
-                    <pic:cNvPr id="0" name="git-commands.png"/>
+                    <pic:cNvPr id="1" name=""/>
                     <pic:cNvPicPr/>
                   </pic:nvPicPr>
                   <pic:blipFill>
@@ -1290,7 +1201,7 @@
                   <pic:spPr>
                     <a:xfrm>
                       <a:off x="0" y="0"/>
-                      <a:ext cx="6217920" cy="2960914"/>
+                      <a:ext cx="6492240" cy="3286125"/>
                     </a:xfrm>
                     <a:prstGeom prst="rect">
                       <a:avLst/>
@@ -1302,6 +1213,8 @@
           </wp:inline>
         </w:drawing>
       </w:r>
+      <w:bookmarkStart w:id="0" w:name="_GoBack"/>
+      <w:bookmarkEnd w:id="0"/>
     </w:p>
     <w:p>
       <w:pPr>
@@ -1315,8 +1228,6 @@
           <w:rFonts w:hint="eastAsia"/>
         </w:rPr>
       </w:pPr>
-      <w:bookmarkStart w:id="0" w:name="_GoBack"/>
-      <w:bookmarkEnd w:id="0"/>
     </w:p>
     <w:sectPr>
       <w:pgSz w:w="12240" w:h="15840"/>
@@ -1816,10 +1727,6 @@
     <w:lsdException w:name="Book Title" w:uiPriority="33" w:qFormat="1"/>
     <w:lsdException w:name="Bibliography" w:semiHidden="1" w:uiPriority="37" w:unhideWhenUsed="1"/>
     <w:lsdException w:name="TOC Heading" w:semiHidden="1" w:uiPriority="39" w:unhideWhenUsed="1" w:qFormat="1"/>
-    <w:lsdException w:name="Grid Table Light" w:semiHidden="1" w:unhideWhenUsed="1"/>
-    <w:lsdException w:name="Grid Table 1 Light" w:semiHidden="1" w:unhideWhenUsed="1"/>
-    <w:lsdException w:name="Grid Table 2" w:semiHidden="1" w:unhideWhenUsed="1"/>
-    <w:lsdException w:name="Grid Table 3" w:semiHidden="1" w:unhideWhenUsed="1"/>
     <w:lsdException w:name="Grid Table 4" w:uiPriority="49"/>
     <w:lsdException w:name="Grid Table 5 Dark" w:uiPriority="50"/>
     <w:lsdException w:name="Grid Table 6 Colorful" w:uiPriority="51"/>
@@ -13244,7 +13151,7 @@
 </file>
 
 <file path=customXml/itemProps1.xml><?xml version="1.0" encoding="utf-8"?>
-<ds:datastoreItem xmlns:ds="http://schemas.openxmlformats.org/officeDocument/2006/customXml" ds:itemID="{55481826-2B27-4C9B-8E18-F5F9D7438540}">
+<ds:datastoreItem xmlns:ds="http://schemas.openxmlformats.org/officeDocument/2006/customXml" ds:itemID="{CFF2711C-DCC7-434D-BA66-C2A7E2314180}">
   <ds:schemaRefs>
     <ds:schemaRef ds:uri="http://schemas.openxmlformats.org/officeDocument/2006/bibliography"/>
   </ds:schemaRefs>
